--- a/site/files/Phase-Protocol-198-The Quinn  Zero G Cake Oven - Horizontal Rotisserie and the Bubble Doctrine- Gemini Protocols.docx
+++ b/site/files/Phase-Protocol-198-The Quinn  Zero G Cake Oven - Horizontal Rotisserie and the Bubble Doctrine- Gemini Protocols.docx
@@ -523,7 +523,7 @@
         <w:rPr>
           <w:sz w:val="22"/>
         </w:rPr>
-        <w:t xml:space="preserve"> centripetal acceleration a = ω²r — one g at the tin wall wants ω = √(g/r): ≈85 RPM at a 12.5 cm tin radius (≈81 RPM at 15 cm, ≈99 RPM at 10 cm). RECONCILIATION SEATED: the sitting-70 ruling "rotisserie, not centrifugal" fixes the MOTION CLASS (base over top, horizontal axis — never a turntable); the gravitational speed is the Bubble Doctrine's mechanism, not a mixing centrifuge — the 1 g radial acceleration plays gravity so the bubbles migrate (toward the axis in the rotating frame) and the crumb forms. The locked lid holds the batter through the full turn.</w:t>
+        <w:t xml:space="preserve"> centripetal acceleration a = ω²r — one g at the tin wall wants ω = √(g/r): ≈85 RPM at a 12.5 cm tin radius (≈77 RPM at 15 cm, ≈95 RPM at 10 cm). RECONCILIATION SEATED: the sitting-70 ruling "rotisserie, not centrifugal" fixes the MOTION CLASS (base over top, horizontal axis — never a turntable); the gravitational speed is the Bubble Doctrine's mechanism, not a mixing centrifuge — the 1 g radial acceleration plays gravity so the bubbles migrate (toward the axis in the rotating frame) and the crumb forms. The locked lid holds the batter through the full turn.</w:t>
       </w:r>
     </w:p>
     <w:p>
